--- a/07_Modelisation_Composant/04_CoMAX_07_Modelisation_FrottementSec_Masse.docx
+++ b/07_Modelisation_Composant/04_CoMAX_07_Modelisation_FrottementSec_Masse.docx
@@ -8,10 +8,7 @@
       </w:pPr>
       <w:bookmarkStart w:id="0" w:name="_Hlk125269990"/>
       <w:r>
-        <w:t>Dimensionnement de la motorisation d</w:t>
-      </w:r>
-      <w:r>
-        <w:t xml:space="preserve">u robot collaboratif </w:t>
+        <w:t xml:space="preserve">Modélisation du frottement sec et détermination de la masse du </w:t>
       </w:r>
       <w:proofErr w:type="spellStart"/>
       <w:r>
@@ -291,7 +288,21 @@
                 <w:b/>
                 <w:bCs/>
               </w:rPr>
-              <w:t xml:space="preserve">Dans une démarcher conception, on souhaite dimensionner le moteur </w:t>
+              <w:t>Dans une démarche</w:t>
+            </w:r>
+            <w:r>
+              <w:rPr>
+                <w:b/>
+                <w:bCs/>
+              </w:rPr>
+              <w:t xml:space="preserve"> de</w:t>
+            </w:r>
+            <w:r>
+              <w:rPr>
+                <w:b/>
+                <w:bCs/>
+              </w:rPr>
+              <w:t xml:space="preserve"> conception, on souhaite dimensionner le moteur </w:t>
             </w:r>
             <w:r>
               <w:rPr>
@@ -1086,11 +1097,7 @@
               <w:t>ues.</w:t>
             </w:r>
           </w:p>
-          <w:p>
-            <w:pPr>
-              <w:pStyle w:val="Paragraphedeliste"/>
-            </w:pPr>
-          </w:p>
+          <w:p/>
           <w:p>
             <w:pPr>
               <w:pStyle w:val="Paragraphedeliste"/>
